--- a/grade8/Fluency-Lab-Package/module-materials/Module-6-Integers/FluencyLab_M6_Operations_Guided.docx
+++ b/grade8/Fluency-Lab-Package/module-materials/Module-6-Integers/FluencyLab_M6_Operations_Guided.docx
@@ -270,7 +270,7 @@
           <w:sz w:val="22"/>
           <w:szCs w:val="22"/>
         </w:rPr>
-        <w:t xml:space="preserve">Different signs: subtract the values, keep the sign of the one farther from zero.</w:t>
+        <w:t xml:space="preserve">Different signs: subtract, keep sign farther from 0.</w:t>
       </w:r>
     </w:p>
     <w:p>
@@ -320,7 +320,7 @@
           <w:sz w:val="26"/>
           <w:szCs w:val="26"/>
         </w:rPr>
-        <w:t xml:space="preserve">Guided practice — fill in each step</w:t>
+        <w:t xml:space="preserve">Guided practice</w:t>
       </w:r>
     </w:p>
     <w:p>
@@ -346,7 +346,7 @@
           <w:sz w:val="23"/>
           <w:szCs w:val="23"/>
         </w:rPr>
-        <w:t xml:space="preserve">−6 + −7</w:t>
+        <w:t xml:space="preserve">−6 + (−7)</w:t>
       </w:r>
     </w:p>
     <w:tbl>
@@ -501,7 +501,7 @@
                 <w:sz w:val="22"/>
                 <w:szCs w:val="22"/>
               </w:rPr>
-              <w:t xml:space="preserve">Different signs.  9 − 4 = ______ ,  bigger sign ______  →  ______</w:t>
+              <w:t xml:space="preserve">Different signs.  9 − 4 = ______ ,  sign ______  →  ______</w:t>
             </w:r>
           </w:p>
         </w:tc>
@@ -669,7 +669,7 @@
                 <w:sz w:val="22"/>
                 <w:szCs w:val="22"/>
               </w:rPr>
-              <w:t xml:space="preserve">−5 + −9  =  ______</w:t>
+              <w:t xml:space="preserve">−5 + (−9)  =  ______</w:t>
             </w:r>
           </w:p>
         </w:tc>
@@ -837,7 +837,7 @@
                 <w:sz w:val="22"/>
                 <w:szCs w:val="22"/>
               </w:rPr>
-              <w:t xml:space="preserve">(−36) ÷ 6  =  ______</w:t>
+              <w:t xml:space="preserve">(−42) ÷ 6  =  ______</w:t>
             </w:r>
           </w:p>
         </w:tc>
@@ -896,7 +896,7 @@
           <w:sz w:val="20"/>
           <w:szCs w:val="20"/>
         </w:rPr>
-        <w:t xml:space="preserve">Name the sign rule out loud, every time.  ★</w:t>
+        <w:t xml:space="preserve">Say the sign rule.  ★</w:t>
       </w:r>
     </w:p>
     <w:sectPr>
